--- a/hr/마인드_직무기술서_UIUX디자이너.docx
+++ b/hr/마인드_직무기술서_UIUX디자이너.docx
@@ -3730,7 +3730,7 @@
                 <w:sz w:val="19"/>
                 <w:szCs w:val="19"/>
               </w:rPr>
-              <w:t xml:space="preserve">월 10만원. 복지카드로 결제한다 (복지카드 운영지침)</w:t>
+              <w:t xml:space="preserve">분기 30만원. 복지카드로 결제한다 (복지카드 운영지침)</w:t>
             </w:r>
           </w:p>
         </w:tc>

--- a/hr/마인드_직무기술서_UIUX디자이너.docx
+++ b/hr/마인드_직무기술서_UIUX디자이너.docx
@@ -3730,7 +3730,7 @@
                 <w:sz w:val="19"/>
                 <w:szCs w:val="19"/>
               </w:rPr>
-              <w:t xml:space="preserve">분기 30만원. 복지카드로 결제한다 (복지카드 운영지침)</w:t>
+              <w:t xml:space="preserve">분기 20만원. 복지카드로 결제한다 (복지카드 운영지침)</w:t>
             </w:r>
           </w:p>
         </w:tc>
